--- a/SRS diagrams veera.docx
+++ b/SRS diagrams veera.docx
@@ -93,13 +93,27 @@
       </w:pPr>
       <w:r>
         <w:rPr>
+          <w:rFonts w:ascii="Times New Roman" w:hAnsi="Times New Roman" w:cs="Times New Roman"/>
+          <w:b/>
+          <w:bCs/>
           <w:noProof/>
+          <w:sz w:val="24"/>
+          <w:szCs w:val="24"/>
+          <w:lang w:val="en-US"/>
         </w:rPr>
         <w:drawing>
-          <wp:inline distT="0" distB="0" distL="0" distR="0" wp14:anchorId="4447F4BB" wp14:editId="7B9565A9">
-            <wp:extent cx="5731510" cy="3352800"/>
+          <wp:anchor distT="0" distB="0" distL="114300" distR="114300" simplePos="0" relativeHeight="251670528" behindDoc="0" locked="0" layoutInCell="1" allowOverlap="1" wp14:anchorId="000F4F1C" wp14:editId="7AA14DAB">
+            <wp:simplePos x="0" y="0"/>
+            <wp:positionH relativeFrom="margin">
+              <wp:posOffset>30480</wp:posOffset>
+            </wp:positionH>
+            <wp:positionV relativeFrom="paragraph">
+              <wp:posOffset>41910</wp:posOffset>
+            </wp:positionV>
+            <wp:extent cx="5731510" cy="6515100"/>
             <wp:effectExtent l="0" t="0" r="2540" b="0"/>
-            <wp:docPr id="1357598953" name="Picture 1"/>
+            <wp:wrapNone/>
+            <wp:docPr id="840503771" name="Picture 1" descr="A screenshot of a diagram&#10;&#10;AI-generated content may be incorrect."/>
             <wp:cNvGraphicFramePr>
               <a:graphicFrameLocks xmlns:a="http://schemas.openxmlformats.org/drawingml/2006/main" noChangeAspect="1"/>
             </wp:cNvGraphicFramePr>
@@ -107,10 +121,8 @@
               <a:graphicData uri="http://schemas.openxmlformats.org/drawingml/2006/picture">
                 <pic:pic xmlns:pic="http://schemas.openxmlformats.org/drawingml/2006/picture">
                   <pic:nvPicPr>
-                    <pic:cNvPr id="0" name="Picture 1"/>
-                    <pic:cNvPicPr>
-                      <a:picLocks noChangeAspect="1" noChangeArrowheads="1"/>
-                    </pic:cNvPicPr>
+                    <pic:cNvPr id="840503771" name="Picture 1" descr="A screenshot of a diagram&#10;&#10;AI-generated content may be incorrect."/>
+                    <pic:cNvPicPr/>
                   </pic:nvPicPr>
                   <pic:blipFill>
                     <a:blip r:embed="rId7" cstate="print">
@@ -120,28 +132,29 @@
                         </a:ext>
                       </a:extLst>
                     </a:blip>
-                    <a:srcRect/>
                     <a:stretch>
                       <a:fillRect/>
                     </a:stretch>
                   </pic:blipFill>
-                  <pic:spPr bwMode="auto">
+                  <pic:spPr>
                     <a:xfrm>
                       <a:off x="0" y="0"/>
-                      <a:ext cx="5731510" cy="3352800"/>
+                      <a:ext cx="5731510" cy="6515100"/>
                     </a:xfrm>
                     <a:prstGeom prst="rect">
                       <a:avLst/>
                     </a:prstGeom>
-                    <a:noFill/>
-                    <a:ln>
-                      <a:noFill/>
-                    </a:ln>
                   </pic:spPr>
                 </pic:pic>
               </a:graphicData>
             </a:graphic>
-          </wp:inline>
+            <wp14:sizeRelH relativeFrom="page">
+              <wp14:pctWidth>0</wp14:pctWidth>
+            </wp14:sizeRelH>
+            <wp14:sizeRelV relativeFrom="page">
+              <wp14:pctHeight>0</wp14:pctHeight>
+            </wp14:sizeRelV>
+          </wp:anchor>
         </w:drawing>
       </w:r>
     </w:p>
@@ -275,13 +288,27 @@
       </w:pPr>
       <w:r>
         <w:rPr>
+          <w:rFonts w:ascii="Times New Roman" w:hAnsi="Times New Roman" w:cs="Times New Roman"/>
+          <w:b/>
+          <w:bCs/>
           <w:noProof/>
+          <w:sz w:val="24"/>
+          <w:szCs w:val="24"/>
+          <w:lang w:val="en-US"/>
         </w:rPr>
         <w:drawing>
-          <wp:inline distT="0" distB="0" distL="0" distR="0" wp14:anchorId="6322ACA9" wp14:editId="309945C6">
-            <wp:extent cx="1843806" cy="5705130"/>
-            <wp:effectExtent l="0" t="0" r="4445" b="0"/>
-            <wp:docPr id="275959701" name="Picture 3"/>
+          <wp:anchor distT="0" distB="0" distL="114300" distR="114300" simplePos="0" relativeHeight="251672576" behindDoc="0" locked="0" layoutInCell="1" allowOverlap="1" wp14:anchorId="646C3642" wp14:editId="266A6D6D">
+            <wp:simplePos x="0" y="0"/>
+            <wp:positionH relativeFrom="margin">
+              <wp:posOffset>0</wp:posOffset>
+            </wp:positionH>
+            <wp:positionV relativeFrom="paragraph">
+              <wp:posOffset>289560</wp:posOffset>
+            </wp:positionV>
+            <wp:extent cx="5731510" cy="6174740"/>
+            <wp:effectExtent l="0" t="0" r="0" b="0"/>
+            <wp:wrapTopAndBottom/>
+            <wp:docPr id="1929726677" name="Picture 8"/>
             <wp:cNvGraphicFramePr>
               <a:graphicFrameLocks xmlns:a="http://schemas.openxmlformats.org/drawingml/2006/main" noChangeAspect="1"/>
             </wp:cNvGraphicFramePr>
@@ -289,41 +316,40 @@
               <a:graphicData uri="http://schemas.openxmlformats.org/drawingml/2006/picture">
                 <pic:pic xmlns:pic="http://schemas.openxmlformats.org/drawingml/2006/picture">
                   <pic:nvPicPr>
-                    <pic:cNvPr id="0" name="Picture 8"/>
-                    <pic:cNvPicPr>
-                      <a:picLocks noChangeAspect="1" noChangeArrowheads="1"/>
-                    </pic:cNvPicPr>
+                    <pic:cNvPr id="1929726677" name="Picture 1929726677"/>
+                    <pic:cNvPicPr/>
                   </pic:nvPicPr>
                   <pic:blipFill>
-                    <a:blip r:embed="rId8" cstate="print">
+                    <a:blip r:embed="rId8">
                       <a:extLst>
                         <a:ext uri="{28A0092B-C50C-407E-A947-70E740481C1C}">
                           <a14:useLocalDpi xmlns:a14="http://schemas.microsoft.com/office/drawing/2010/main" val="0"/>
                         </a:ext>
                       </a:extLst>
                     </a:blip>
-                    <a:srcRect/>
                     <a:stretch>
                       <a:fillRect/>
                     </a:stretch>
                   </pic:blipFill>
-                  <pic:spPr bwMode="auto">
+                  <pic:spPr>
                     <a:xfrm>
                       <a:off x="0" y="0"/>
-                      <a:ext cx="1847075" cy="5715244"/>
+                      <a:ext cx="5731510" cy="6174740"/>
                     </a:xfrm>
                     <a:prstGeom prst="rect">
                       <a:avLst/>
                     </a:prstGeom>
-                    <a:noFill/>
-                    <a:ln>
-                      <a:noFill/>
-                    </a:ln>
                   </pic:spPr>
                 </pic:pic>
               </a:graphicData>
             </a:graphic>
-          </wp:inline>
+            <wp14:sizeRelH relativeFrom="page">
+              <wp14:pctWidth>0</wp14:pctWidth>
+            </wp14:sizeRelH>
+            <wp14:sizeRelV relativeFrom="page">
+              <wp14:pctHeight>0</wp14:pctHeight>
+            </wp14:sizeRelV>
+          </wp:anchor>
         </w:drawing>
       </w:r>
     </w:p>
@@ -561,14 +587,34 @@
           <w:lang w:val="en-US"/>
         </w:rPr>
       </w:pPr>
+    </w:p>
+    <w:p>
+      <w:pPr>
+        <w:rPr>
+          <w:rFonts w:ascii="Times New Roman" w:hAnsi="Times New Roman" w:cs="Times New Roman"/>
+          <w:b/>
+          <w:bCs/>
+          <w:sz w:val="24"/>
+          <w:szCs w:val="24"/>
+          <w:lang w:val="en-US"/>
+        </w:rPr>
+      </w:pPr>
       <w:r>
         <w:rPr>
           <w:noProof/>
         </w:rPr>
         <w:drawing>
-          <wp:inline distT="0" distB="0" distL="0" distR="0" wp14:anchorId="12C6CBF3" wp14:editId="429780B2">
+          <wp:anchor distT="0" distB="0" distL="114300" distR="114300" simplePos="0" relativeHeight="251675648" behindDoc="0" locked="0" layoutInCell="1" allowOverlap="1" wp14:anchorId="12C6CBF3" wp14:editId="2619EB89">
+            <wp:simplePos x="0" y="0"/>
+            <wp:positionH relativeFrom="column">
+              <wp:posOffset>0</wp:posOffset>
+            </wp:positionH>
+            <wp:positionV relativeFrom="paragraph">
+              <wp:posOffset>427355</wp:posOffset>
+            </wp:positionV>
             <wp:extent cx="5731510" cy="4387850"/>
             <wp:effectExtent l="0" t="0" r="2540" b="0"/>
+            <wp:wrapNone/>
             <wp:docPr id="793525992" name="Picture 5"/>
             <wp:cNvGraphicFramePr>
               <a:graphicFrameLocks xmlns:a="http://schemas.openxmlformats.org/drawingml/2006/main" noChangeAspect="1"/>
@@ -611,21 +657,9 @@
                 </pic:pic>
               </a:graphicData>
             </a:graphic>
-          </wp:inline>
+          </wp:anchor>
         </w:drawing>
       </w:r>
-    </w:p>
-    <w:p>
-      <w:pPr>
-        <w:rPr>
-          <w:rFonts w:ascii="Times New Roman" w:hAnsi="Times New Roman" w:cs="Times New Roman"/>
-          <w:b/>
-          <w:bCs/>
-          <w:sz w:val="24"/>
-          <w:szCs w:val="24"/>
-          <w:lang w:val="en-US"/>
-        </w:rPr>
-      </w:pPr>
       <w:r>
         <w:rPr>
           <w:rFonts w:ascii="Times New Roman" w:hAnsi="Times New Roman" w:cs="Times New Roman"/>
@@ -692,23 +726,36 @@
           <w:noProof/>
         </w:rPr>
       </w:pPr>
+    </w:p>
+    <w:p>
+      <w:pPr>
+        <w:rPr>
+          <w:noProof/>
+        </w:rPr>
+      </w:pPr>
       <w:r>
         <w:rPr>
+          <w:rFonts w:ascii="Times New Roman" w:hAnsi="Times New Roman" w:cs="Times New Roman"/>
+          <w:b/>
+          <w:bCs/>
           <w:noProof/>
+          <w:sz w:val="24"/>
+          <w:szCs w:val="24"/>
+          <w:lang w:val="en-US"/>
         </w:rPr>
         <w:drawing>
-          <wp:anchor distT="0" distB="0" distL="114300" distR="114300" simplePos="0" relativeHeight="251648000" behindDoc="0" locked="0" layoutInCell="1" allowOverlap="1" wp14:anchorId="7935D84C" wp14:editId="1CF8AD9F">
+          <wp:anchor distT="0" distB="0" distL="114300" distR="114300" simplePos="0" relativeHeight="251674624" behindDoc="0" locked="0" layoutInCell="1" allowOverlap="1" wp14:anchorId="3B6AC26D" wp14:editId="3C595FF7">
             <wp:simplePos x="0" y="0"/>
-            <wp:positionH relativeFrom="column">
-              <wp:posOffset>118534</wp:posOffset>
+            <wp:positionH relativeFrom="margin">
+              <wp:posOffset>243840</wp:posOffset>
             </wp:positionH>
             <wp:positionV relativeFrom="paragraph">
-              <wp:posOffset>251460</wp:posOffset>
+              <wp:posOffset>377825</wp:posOffset>
             </wp:positionV>
-            <wp:extent cx="5731510" cy="4387850"/>
-            <wp:effectExtent l="0" t="0" r="2540" b="0"/>
-            <wp:wrapNone/>
-            <wp:docPr id="1063207855" name="Picture 6"/>
+            <wp:extent cx="5257800" cy="4693920"/>
+            <wp:effectExtent l="0" t="0" r="0" b="0"/>
+            <wp:wrapTopAndBottom/>
+            <wp:docPr id="211152181" name="Picture 1" descr="A diagram of a activity&#10;&#10;AI-generated content may be incorrect."/>
             <wp:cNvGraphicFramePr>
               <a:graphicFrameLocks xmlns:a="http://schemas.openxmlformats.org/drawingml/2006/main" noChangeAspect="1"/>
             </wp:cNvGraphicFramePr>
@@ -716,20 +763,18 @@
               <a:graphicData uri="http://schemas.openxmlformats.org/drawingml/2006/picture">
                 <pic:pic xmlns:pic="http://schemas.openxmlformats.org/drawingml/2006/picture">
                   <pic:nvPicPr>
-                    <pic:cNvPr id="0" name="Picture 14"/>
-                    <pic:cNvPicPr>
-                      <a:picLocks noChangeAspect="1" noChangeArrowheads="1"/>
-                    </pic:cNvPicPr>
+                    <pic:cNvPr id="211152181" name="Picture 1" descr="A diagram of a activity&#10;&#10;AI-generated content may be incorrect."/>
+                    <pic:cNvPicPr/>
                   </pic:nvPicPr>
-                  <pic:blipFill>
-                    <a:blip r:embed="rId10">
+                  <pic:blipFill rotWithShape="1">
+                    <a:blip r:embed="rId11">
                       <a:extLst>
                         <a:ext uri="{28A0092B-C50C-407E-A947-70E740481C1C}">
                           <a14:useLocalDpi xmlns:a14="http://schemas.microsoft.com/office/drawing/2010/main" val="0"/>
                         </a:ext>
                       </a:extLst>
                     </a:blip>
-                    <a:srcRect/>
+                    <a:srcRect t="5718"/>
                     <a:stretch>
                       <a:fillRect/>
                     </a:stretch>
@@ -737,29 +782,32 @@
                   <pic:spPr bwMode="auto">
                     <a:xfrm>
                       <a:off x="0" y="0"/>
-                      <a:ext cx="5731510" cy="4387850"/>
+                      <a:ext cx="5257800" cy="4693920"/>
                     </a:xfrm>
                     <a:prstGeom prst="rect">
                       <a:avLst/>
                     </a:prstGeom>
-                    <a:noFill/>
                     <a:ln>
                       <a:noFill/>
                     </a:ln>
+                    <a:extLst>
+                      <a:ext uri="{53640926-AAD7-44D8-BBD7-CCE9431645EC}">
+                        <a14:shadowObscured xmlns:a14="http://schemas.microsoft.com/office/drawing/2010/main"/>
+                      </a:ext>
+                    </a:extLst>
                   </pic:spPr>
                 </pic:pic>
               </a:graphicData>
             </a:graphic>
+            <wp14:sizeRelH relativeFrom="page">
+              <wp14:pctWidth>0</wp14:pctWidth>
+            </wp14:sizeRelH>
+            <wp14:sizeRelV relativeFrom="page">
+              <wp14:pctHeight>0</wp14:pctHeight>
+            </wp14:sizeRelV>
           </wp:anchor>
         </w:drawing>
       </w:r>
-    </w:p>
-    <w:p>
-      <w:pPr>
-        <w:rPr>
-          <w:noProof/>
-        </w:rPr>
-      </w:pPr>
     </w:p>
     <w:p>
       <w:pPr>
@@ -889,6 +937,7 @@
       <w:r>
         <w:rPr>
           <w:rFonts w:ascii="Times New Roman" w:hAnsi="Times New Roman" w:cs="Times New Roman"/>
+          <w:noProof/>
           <w:sz w:val="24"/>
           <w:szCs w:val="24"/>
         </w:rPr>
@@ -916,7 +965,7 @@
                     <pic:cNvPicPr/>
                   </pic:nvPicPr>
                   <pic:blipFill>
-                    <a:blip r:embed="rId11">
+                    <a:blip r:embed="rId12">
                       <a:extLst>
                         <a:ext uri="{28A0092B-C50C-407E-A947-70E740481C1C}">
                           <a14:useLocalDpi xmlns:a14="http://schemas.microsoft.com/office/drawing/2010/main" val="0"/>
@@ -1216,6 +1265,7 @@
           <w:rFonts w:ascii="Times New Roman" w:hAnsi="Times New Roman" w:cs="Times New Roman"/>
           <w:b/>
           <w:bCs/>
+          <w:noProof/>
           <w:sz w:val="24"/>
           <w:szCs w:val="24"/>
           <w:lang w:val="en-US"/>
@@ -1245,7 +1295,7 @@
                     <pic:cNvPicPr/>
                   </pic:nvPicPr>
                   <pic:blipFill>
-                    <a:blip r:embed="rId12">
+                    <a:blip r:embed="rId13">
                       <a:extLst>
                         <a:ext uri="{28A0092B-C50C-407E-A947-70E740481C1C}">
                           <a14:useLocalDpi xmlns:a14="http://schemas.microsoft.com/office/drawing/2010/main" val="0"/>
@@ -1650,6 +1700,7 @@
           <w:rFonts w:ascii="Times New Roman" w:hAnsi="Times New Roman" w:cs="Times New Roman"/>
           <w:b/>
           <w:bCs/>
+          <w:noProof/>
           <w:sz w:val="24"/>
           <w:szCs w:val="24"/>
           <w:lang w:val="en-US"/>
@@ -1679,7 +1730,7 @@
                     <pic:cNvPicPr/>
                   </pic:nvPicPr>
                   <pic:blipFill>
-                    <a:blip r:embed="rId13">
+                    <a:blip r:embed="rId14">
                       <a:extLst>
                         <a:ext uri="{28A0092B-C50C-407E-A947-70E740481C1C}">
                           <a14:useLocalDpi xmlns:a14="http://schemas.microsoft.com/office/drawing/2010/main" val="0"/>
@@ -3046,6 +3097,7 @@
   <w:style w:type="character" w:default="1" w:styleId="DefaultParagraphFont">
     <w:name w:val="Default Paragraph Font"/>
     <w:uiPriority w:val="1"/>
+    <w:semiHidden/>
     <w:unhideWhenUsed/>
   </w:style>
   <w:style w:type="table" w:default="1" w:styleId="TableNormal">

--- a/SRS diagrams veera.docx
+++ b/SRS diagrams veera.docx
@@ -102,7 +102,7 @@
           <w:lang w:val="en-US"/>
         </w:rPr>
         <w:drawing>
-          <wp:anchor distT="0" distB="0" distL="114300" distR="114300" simplePos="0" relativeHeight="251670528" behindDoc="0" locked="0" layoutInCell="1" allowOverlap="1" wp14:anchorId="000F4F1C" wp14:editId="7AA14DAB">
+          <wp:anchor distT="0" distB="0" distL="114300" distR="114300" simplePos="0" relativeHeight="251670528" behindDoc="0" locked="0" layoutInCell="1" allowOverlap="1" wp14:anchorId="000F4F1C" wp14:editId="07805CAE">
             <wp:simplePos x="0" y="0"/>
             <wp:positionH relativeFrom="margin">
               <wp:posOffset>30480</wp:posOffset>
@@ -942,15 +942,15 @@
           <w:szCs w:val="24"/>
         </w:rPr>
         <w:drawing>
-          <wp:anchor distT="0" distB="0" distL="114300" distR="114300" simplePos="0" relativeHeight="251658240" behindDoc="0" locked="0" layoutInCell="1" allowOverlap="1" wp14:anchorId="6F63BF5E" wp14:editId="3641DC24">
+          <wp:anchor distT="0" distB="0" distL="114300" distR="114300" simplePos="0" relativeHeight="251658240" behindDoc="0" locked="0" layoutInCell="1" allowOverlap="1" wp14:anchorId="6F63BF5E" wp14:editId="5B169225">
             <wp:simplePos x="0" y="0"/>
             <wp:positionH relativeFrom="column">
-              <wp:posOffset>-16510</wp:posOffset>
+              <wp:posOffset>-19050</wp:posOffset>
             </wp:positionH>
             <wp:positionV relativeFrom="paragraph">
-              <wp:posOffset>56515</wp:posOffset>
+              <wp:posOffset>134866</wp:posOffset>
             </wp:positionV>
-            <wp:extent cx="5731510" cy="3032125"/>
+            <wp:extent cx="5731510" cy="2876692"/>
             <wp:effectExtent l="0" t="0" r="2540" b="0"/>
             <wp:wrapNone/>
             <wp:docPr id="835452085" name="Picture 1"/>
@@ -961,7 +961,7 @@
               <a:graphicData uri="http://schemas.openxmlformats.org/drawingml/2006/picture">
                 <pic:pic xmlns:pic="http://schemas.openxmlformats.org/drawingml/2006/picture">
                   <pic:nvPicPr>
-                    <pic:cNvPr id="835452085" name=""/>
+                    <pic:cNvPr id="835452085" name="Picture 1"/>
                     <pic:cNvPicPr/>
                   </pic:nvPicPr>
                   <pic:blipFill>
@@ -979,7 +979,7 @@
                   <pic:spPr>
                     <a:xfrm>
                       <a:off x="0" y="0"/>
-                      <a:ext cx="5731510" cy="3032125"/>
+                      <a:ext cx="5731510" cy="2876692"/>
                     </a:xfrm>
                     <a:prstGeom prst="rect">
                       <a:avLst/>
@@ -988,6 +988,9 @@
                 </pic:pic>
               </a:graphicData>
             </a:graphic>
+            <wp14:sizeRelV relativeFrom="margin">
+              <wp14:pctHeight>0</wp14:pctHeight>
+            </wp14:sizeRelV>
           </wp:anchor>
         </w:drawing>
       </w:r>
@@ -1272,16 +1275,16 @@
         </w:rPr>
         <w:lastRenderedPageBreak/>
         <w:drawing>
-          <wp:anchor distT="0" distB="0" distL="114300" distR="114300" simplePos="0" relativeHeight="251664384" behindDoc="0" locked="0" layoutInCell="1" allowOverlap="1" wp14:anchorId="34CA48C8" wp14:editId="46BE4CA5">
+          <wp:anchor distT="0" distB="0" distL="114300" distR="114300" simplePos="0" relativeHeight="251664384" behindDoc="0" locked="0" layoutInCell="1" allowOverlap="1" wp14:anchorId="34CA48C8" wp14:editId="4FB0B11F">
             <wp:simplePos x="0" y="0"/>
             <wp:positionH relativeFrom="column">
-              <wp:posOffset>121920</wp:posOffset>
+              <wp:posOffset>455175</wp:posOffset>
             </wp:positionH>
             <wp:positionV relativeFrom="paragraph">
-              <wp:posOffset>-302260</wp:posOffset>
+              <wp:posOffset>-304800</wp:posOffset>
             </wp:positionV>
-            <wp:extent cx="5731510" cy="8016875"/>
-            <wp:effectExtent l="0" t="0" r="2540" b="3175"/>
+            <wp:extent cx="5068809" cy="8016875"/>
+            <wp:effectExtent l="0" t="0" r="0" b="3175"/>
             <wp:wrapNone/>
             <wp:docPr id="793000908" name="Picture 1"/>
             <wp:cNvGraphicFramePr>
@@ -1291,7 +1294,7 @@
               <a:graphicData uri="http://schemas.openxmlformats.org/drawingml/2006/picture">
                 <pic:pic xmlns:pic="http://schemas.openxmlformats.org/drawingml/2006/picture">
                   <pic:nvPicPr>
-                    <pic:cNvPr id="793000908" name=""/>
+                    <pic:cNvPr id="793000908" name="Picture 1"/>
                     <pic:cNvPicPr/>
                   </pic:nvPicPr>
                   <pic:blipFill>
@@ -1309,7 +1312,7 @@
                   <pic:spPr>
                     <a:xfrm>
                       <a:off x="0" y="0"/>
-                      <a:ext cx="5731510" cy="8016875"/>
+                      <a:ext cx="5068809" cy="8016875"/>
                     </a:xfrm>
                     <a:prstGeom prst="rect">
                       <a:avLst/>
@@ -1318,6 +1321,9 @@
                 </pic:pic>
               </a:graphicData>
             </a:graphic>
+            <wp14:sizeRelH relativeFrom="margin">
+              <wp14:pctWidth>0</wp14:pctWidth>
+            </wp14:sizeRelH>
           </wp:anchor>
         </w:drawing>
       </w:r>
@@ -1707,15 +1713,15 @@
         </w:rPr>
         <w:lastRenderedPageBreak/>
         <w:drawing>
-          <wp:anchor distT="0" distB="0" distL="114300" distR="114300" simplePos="0" relativeHeight="251666432" behindDoc="0" locked="0" layoutInCell="1" allowOverlap="1" wp14:anchorId="71131E2D" wp14:editId="210D313D">
+          <wp:anchor distT="0" distB="0" distL="114300" distR="114300" simplePos="0" relativeHeight="251666432" behindDoc="0" locked="0" layoutInCell="1" allowOverlap="1" wp14:anchorId="71131E2D" wp14:editId="51676AFD">
             <wp:simplePos x="0" y="0"/>
             <wp:positionH relativeFrom="column">
-              <wp:posOffset>1539240</wp:posOffset>
+              <wp:posOffset>2028525</wp:posOffset>
             </wp:positionH>
             <wp:positionV relativeFrom="paragraph">
-              <wp:posOffset>-410210</wp:posOffset>
+              <wp:posOffset>-409575</wp:posOffset>
             </wp:positionV>
-            <wp:extent cx="2591162" cy="8545118"/>
+            <wp:extent cx="1620211" cy="8545118"/>
             <wp:effectExtent l="0" t="0" r="0" b="0"/>
             <wp:wrapNone/>
             <wp:docPr id="388841020" name="Picture 1"/>
@@ -1726,7 +1732,7 @@
               <a:graphicData uri="http://schemas.openxmlformats.org/drawingml/2006/picture">
                 <pic:pic xmlns:pic="http://schemas.openxmlformats.org/drawingml/2006/picture">
                   <pic:nvPicPr>
-                    <pic:cNvPr id="388841020" name=""/>
+                    <pic:cNvPr id="388841020" name="Picture 1"/>
                     <pic:cNvPicPr/>
                   </pic:nvPicPr>
                   <pic:blipFill>
@@ -1744,7 +1750,7 @@
                   <pic:spPr>
                     <a:xfrm>
                       <a:off x="0" y="0"/>
-                      <a:ext cx="2591162" cy="8545118"/>
+                      <a:ext cx="1620211" cy="8545118"/>
                     </a:xfrm>
                     <a:prstGeom prst="rect">
                       <a:avLst/>
@@ -1753,6 +1759,9 @@
                 </pic:pic>
               </a:graphicData>
             </a:graphic>
+            <wp14:sizeRelH relativeFrom="margin">
+              <wp14:pctWidth>0</wp14:pctWidth>
+            </wp14:sizeRelH>
           </wp:anchor>
         </w:drawing>
       </w:r>

--- a/SRS diagrams veera.docx
+++ b/SRS diagrams veera.docx
@@ -70,18 +70,7 @@
     </w:p>
     <w:p>
       <w:pPr>
-        <w:rPr>
-          <w:rFonts w:ascii="Times New Roman" w:hAnsi="Times New Roman" w:cs="Times New Roman"/>
-          <w:b/>
-          <w:bCs/>
-          <w:sz w:val="24"/>
-          <w:szCs w:val="24"/>
-          <w:lang w:val="en-US"/>
-        </w:rPr>
-      </w:pPr>
-    </w:p>
-    <w:p>
-      <w:pPr>
+        <w:jc w:val="center"/>
         <w:rPr>
           <w:rFonts w:ascii="Times New Roman" w:hAnsi="Times New Roman" w:cs="Times New Roman"/>
           <w:b/>
@@ -102,13 +91,13 @@
           <w:lang w:val="en-US"/>
         </w:rPr>
         <w:drawing>
-          <wp:anchor distT="0" distB="0" distL="114300" distR="114300" simplePos="0" relativeHeight="251670528" behindDoc="0" locked="0" layoutInCell="1" allowOverlap="1" wp14:anchorId="000F4F1C" wp14:editId="07805CAE">
+          <wp:anchor distT="0" distB="0" distL="114300" distR="114300" simplePos="0" relativeHeight="251670528" behindDoc="0" locked="0" layoutInCell="1" allowOverlap="1" wp14:anchorId="000F4F1C" wp14:editId="26A77426">
             <wp:simplePos x="0" y="0"/>
             <wp:positionH relativeFrom="margin">
-              <wp:posOffset>30480</wp:posOffset>
+              <wp:posOffset>-104775</wp:posOffset>
             </wp:positionH>
             <wp:positionV relativeFrom="paragraph">
-              <wp:posOffset>41910</wp:posOffset>
+              <wp:posOffset>284480</wp:posOffset>
             </wp:positionV>
             <wp:extent cx="5731510" cy="6515100"/>
             <wp:effectExtent l="0" t="0" r="2540" b="0"/>
@@ -160,18 +149,319 @@
     </w:p>
     <w:p>
       <w:pPr>
-        <w:rPr>
-          <w:rFonts w:ascii="Times New Roman" w:hAnsi="Times New Roman" w:cs="Times New Roman"/>
-          <w:b/>
-          <w:bCs/>
-          <w:sz w:val="24"/>
-          <w:szCs w:val="24"/>
-          <w:lang w:val="en-US"/>
-        </w:rPr>
-      </w:pPr>
-    </w:p>
-    <w:p>
-      <w:pPr>
+        <w:jc w:val="center"/>
+        <w:rPr>
+          <w:rFonts w:ascii="Times New Roman" w:hAnsi="Times New Roman" w:cs="Times New Roman"/>
+          <w:b/>
+          <w:bCs/>
+          <w:sz w:val="24"/>
+          <w:szCs w:val="24"/>
+          <w:lang w:val="en-US"/>
+        </w:rPr>
+      </w:pPr>
+    </w:p>
+    <w:p>
+      <w:pPr>
+        <w:jc w:val="center"/>
+        <w:rPr>
+          <w:rFonts w:ascii="Times New Roman" w:hAnsi="Times New Roman" w:cs="Times New Roman"/>
+          <w:b/>
+          <w:bCs/>
+          <w:sz w:val="24"/>
+          <w:szCs w:val="24"/>
+          <w:lang w:val="en-US"/>
+        </w:rPr>
+      </w:pPr>
+    </w:p>
+    <w:p>
+      <w:pPr>
+        <w:jc w:val="center"/>
+        <w:rPr>
+          <w:rFonts w:ascii="Times New Roman" w:hAnsi="Times New Roman" w:cs="Times New Roman"/>
+          <w:b/>
+          <w:bCs/>
+          <w:sz w:val="24"/>
+          <w:szCs w:val="24"/>
+          <w:lang w:val="en-US"/>
+        </w:rPr>
+      </w:pPr>
+    </w:p>
+    <w:p>
+      <w:pPr>
+        <w:jc w:val="center"/>
+        <w:rPr>
+          <w:rFonts w:ascii="Times New Roman" w:hAnsi="Times New Roman" w:cs="Times New Roman"/>
+          <w:b/>
+          <w:bCs/>
+          <w:sz w:val="24"/>
+          <w:szCs w:val="24"/>
+          <w:lang w:val="en-US"/>
+        </w:rPr>
+      </w:pPr>
+    </w:p>
+    <w:p>
+      <w:pPr>
+        <w:jc w:val="center"/>
+        <w:rPr>
+          <w:rFonts w:ascii="Times New Roman" w:hAnsi="Times New Roman" w:cs="Times New Roman"/>
+          <w:b/>
+          <w:bCs/>
+          <w:sz w:val="24"/>
+          <w:szCs w:val="24"/>
+          <w:lang w:val="en-US"/>
+        </w:rPr>
+      </w:pPr>
+    </w:p>
+    <w:p>
+      <w:pPr>
+        <w:jc w:val="center"/>
+        <w:rPr>
+          <w:rFonts w:ascii="Times New Roman" w:hAnsi="Times New Roman" w:cs="Times New Roman"/>
+          <w:b/>
+          <w:bCs/>
+          <w:sz w:val="24"/>
+          <w:szCs w:val="24"/>
+          <w:lang w:val="en-US"/>
+        </w:rPr>
+      </w:pPr>
+    </w:p>
+    <w:p>
+      <w:pPr>
+        <w:jc w:val="center"/>
+        <w:rPr>
+          <w:rFonts w:ascii="Times New Roman" w:hAnsi="Times New Roman" w:cs="Times New Roman"/>
+          <w:b/>
+          <w:bCs/>
+          <w:sz w:val="24"/>
+          <w:szCs w:val="24"/>
+          <w:lang w:val="en-US"/>
+        </w:rPr>
+      </w:pPr>
+    </w:p>
+    <w:p>
+      <w:pPr>
+        <w:jc w:val="center"/>
+        <w:rPr>
+          <w:rFonts w:ascii="Times New Roman" w:hAnsi="Times New Roman" w:cs="Times New Roman"/>
+          <w:b/>
+          <w:bCs/>
+          <w:sz w:val="24"/>
+          <w:szCs w:val="24"/>
+          <w:lang w:val="en-US"/>
+        </w:rPr>
+      </w:pPr>
+    </w:p>
+    <w:p>
+      <w:pPr>
+        <w:jc w:val="center"/>
+        <w:rPr>
+          <w:rFonts w:ascii="Times New Roman" w:hAnsi="Times New Roman" w:cs="Times New Roman"/>
+          <w:b/>
+          <w:bCs/>
+          <w:sz w:val="24"/>
+          <w:szCs w:val="24"/>
+          <w:lang w:val="en-US"/>
+        </w:rPr>
+      </w:pPr>
+    </w:p>
+    <w:p>
+      <w:pPr>
+        <w:jc w:val="center"/>
+        <w:rPr>
+          <w:rFonts w:ascii="Times New Roman" w:hAnsi="Times New Roman" w:cs="Times New Roman"/>
+          <w:b/>
+          <w:bCs/>
+          <w:sz w:val="24"/>
+          <w:szCs w:val="24"/>
+          <w:lang w:val="en-US"/>
+        </w:rPr>
+      </w:pPr>
+    </w:p>
+    <w:p>
+      <w:pPr>
+        <w:jc w:val="center"/>
+        <w:rPr>
+          <w:rFonts w:ascii="Times New Roman" w:hAnsi="Times New Roman" w:cs="Times New Roman"/>
+          <w:b/>
+          <w:bCs/>
+          <w:sz w:val="24"/>
+          <w:szCs w:val="24"/>
+          <w:lang w:val="en-US"/>
+        </w:rPr>
+      </w:pPr>
+    </w:p>
+    <w:p>
+      <w:pPr>
+        <w:jc w:val="center"/>
+        <w:rPr>
+          <w:rFonts w:ascii="Times New Roman" w:hAnsi="Times New Roman" w:cs="Times New Roman"/>
+          <w:b/>
+          <w:bCs/>
+          <w:sz w:val="24"/>
+          <w:szCs w:val="24"/>
+          <w:lang w:val="en-US"/>
+        </w:rPr>
+      </w:pPr>
+    </w:p>
+    <w:p>
+      <w:pPr>
+        <w:jc w:val="center"/>
+        <w:rPr>
+          <w:rFonts w:ascii="Times New Roman" w:hAnsi="Times New Roman" w:cs="Times New Roman"/>
+          <w:b/>
+          <w:bCs/>
+          <w:sz w:val="24"/>
+          <w:szCs w:val="24"/>
+          <w:lang w:val="en-US"/>
+        </w:rPr>
+      </w:pPr>
+    </w:p>
+    <w:p>
+      <w:pPr>
+        <w:jc w:val="center"/>
+        <w:rPr>
+          <w:rFonts w:ascii="Times New Roman" w:hAnsi="Times New Roman" w:cs="Times New Roman"/>
+          <w:b/>
+          <w:bCs/>
+          <w:sz w:val="24"/>
+          <w:szCs w:val="24"/>
+          <w:lang w:val="en-US"/>
+        </w:rPr>
+      </w:pPr>
+    </w:p>
+    <w:p>
+      <w:pPr>
+        <w:jc w:val="center"/>
+        <w:rPr>
+          <w:rFonts w:ascii="Times New Roman" w:hAnsi="Times New Roman" w:cs="Times New Roman"/>
+          <w:b/>
+          <w:bCs/>
+          <w:sz w:val="24"/>
+          <w:szCs w:val="24"/>
+          <w:lang w:val="en-US"/>
+        </w:rPr>
+      </w:pPr>
+    </w:p>
+    <w:p>
+      <w:pPr>
+        <w:jc w:val="center"/>
+        <w:rPr>
+          <w:rFonts w:ascii="Times New Roman" w:hAnsi="Times New Roman" w:cs="Times New Roman"/>
+          <w:b/>
+          <w:bCs/>
+          <w:sz w:val="24"/>
+          <w:szCs w:val="24"/>
+          <w:lang w:val="en-US"/>
+        </w:rPr>
+      </w:pPr>
+    </w:p>
+    <w:p>
+      <w:pPr>
+        <w:jc w:val="center"/>
+        <w:rPr>
+          <w:rFonts w:ascii="Times New Roman" w:hAnsi="Times New Roman" w:cs="Times New Roman"/>
+          <w:b/>
+          <w:bCs/>
+          <w:sz w:val="24"/>
+          <w:szCs w:val="24"/>
+          <w:lang w:val="en-US"/>
+        </w:rPr>
+      </w:pPr>
+    </w:p>
+    <w:p>
+      <w:pPr>
+        <w:jc w:val="center"/>
+        <w:rPr>
+          <w:rFonts w:ascii="Times New Roman" w:hAnsi="Times New Roman" w:cs="Times New Roman"/>
+          <w:b/>
+          <w:bCs/>
+          <w:sz w:val="24"/>
+          <w:szCs w:val="24"/>
+          <w:lang w:val="en-US"/>
+        </w:rPr>
+      </w:pPr>
+    </w:p>
+    <w:p>
+      <w:pPr>
+        <w:jc w:val="center"/>
+        <w:rPr>
+          <w:rFonts w:ascii="Times New Roman" w:hAnsi="Times New Roman" w:cs="Times New Roman"/>
+          <w:b/>
+          <w:bCs/>
+          <w:sz w:val="24"/>
+          <w:szCs w:val="24"/>
+          <w:lang w:val="en-US"/>
+        </w:rPr>
+      </w:pPr>
+    </w:p>
+    <w:p>
+      <w:pPr>
+        <w:jc w:val="center"/>
+        <w:rPr>
+          <w:rFonts w:ascii="Times New Roman" w:hAnsi="Times New Roman" w:cs="Times New Roman"/>
+          <w:b/>
+          <w:bCs/>
+          <w:sz w:val="24"/>
+          <w:szCs w:val="24"/>
+          <w:lang w:val="en-US"/>
+        </w:rPr>
+      </w:pPr>
+    </w:p>
+    <w:p>
+      <w:pPr>
+        <w:jc w:val="center"/>
+        <w:rPr>
+          <w:rFonts w:ascii="Times New Roman" w:hAnsi="Times New Roman" w:cs="Times New Roman"/>
+          <w:b/>
+          <w:bCs/>
+          <w:sz w:val="24"/>
+          <w:szCs w:val="24"/>
+          <w:lang w:val="en-US"/>
+        </w:rPr>
+      </w:pPr>
+    </w:p>
+    <w:p>
+      <w:pPr>
+        <w:jc w:val="center"/>
+        <w:rPr>
+          <w:rFonts w:ascii="Times New Roman" w:hAnsi="Times New Roman" w:cs="Times New Roman"/>
+          <w:b/>
+          <w:bCs/>
+          <w:sz w:val="24"/>
+          <w:szCs w:val="24"/>
+          <w:lang w:val="en-US"/>
+        </w:rPr>
+      </w:pPr>
+    </w:p>
+    <w:p>
+      <w:pPr>
+        <w:jc w:val="center"/>
+        <w:rPr>
+          <w:rFonts w:ascii="Times New Roman" w:hAnsi="Times New Roman" w:cs="Times New Roman"/>
+          <w:b/>
+          <w:bCs/>
+          <w:sz w:val="24"/>
+          <w:szCs w:val="24"/>
+          <w:lang w:val="en-US"/>
+        </w:rPr>
+      </w:pPr>
+    </w:p>
+    <w:p>
+      <w:pPr>
+        <w:jc w:val="center"/>
+        <w:rPr>
+          <w:rFonts w:ascii="Times New Roman" w:hAnsi="Times New Roman" w:cs="Times New Roman"/>
+          <w:b/>
+          <w:bCs/>
+          <w:sz w:val="24"/>
+          <w:szCs w:val="24"/>
+          <w:lang w:val="en-US"/>
+        </w:rPr>
+      </w:pPr>
+    </w:p>
+    <w:p>
+      <w:pPr>
+        <w:jc w:val="center"/>
         <w:rPr>
           <w:rFonts w:ascii="Times New Roman" w:hAnsi="Times New Roman" w:cs="Times New Roman"/>
           <w:b/>
@@ -190,7 +480,7 @@
           <w:szCs w:val="24"/>
           <w:lang w:val="en-US"/>
         </w:rPr>
-        <w:br w:type="page"/>
+        <w:t>ER Diagram – Face Recognition based Attendance System</w:t>
       </w:r>
     </w:p>
     <w:p>
@@ -235,60 +525,6 @@
       <w:r>
         <w:rPr>
           <w:rFonts w:ascii="Times New Roman" w:hAnsi="Times New Roman" w:cs="Times New Roman"/>
-          <w:sz w:val="24"/>
-          <w:szCs w:val="24"/>
-        </w:rPr>
-        <w:t xml:space="preserve">The use case diagram describes the functional </w:t>
-      </w:r>
-      <w:proofErr w:type="spellStart"/>
-      <w:r>
-        <w:rPr>
-          <w:rFonts w:ascii="Times New Roman" w:hAnsi="Times New Roman" w:cs="Times New Roman"/>
-          <w:sz w:val="24"/>
-          <w:szCs w:val="24"/>
-        </w:rPr>
-        <w:t>behavior</w:t>
-      </w:r>
-      <w:proofErr w:type="spellEnd"/>
-      <w:r>
-        <w:rPr>
-          <w:rFonts w:ascii="Times New Roman" w:hAnsi="Times New Roman" w:cs="Times New Roman"/>
-          <w:sz w:val="24"/>
-          <w:szCs w:val="24"/>
-        </w:rPr>
-        <w:t xml:space="preserve"> of the system from the user’s perspective. It shows interactions between actors such as Student and Faculty with system functionalities. This diagram helps in identifying system requirements and user roles.</w:t>
-      </w:r>
-    </w:p>
-    <w:p>
-      <w:pPr>
-        <w:pStyle w:val="ListParagraph"/>
-        <w:ind w:left="785"/>
-        <w:rPr>
-          <w:rFonts w:ascii="Times New Roman" w:hAnsi="Times New Roman" w:cs="Times New Roman"/>
-          <w:b/>
-          <w:bCs/>
-          <w:sz w:val="24"/>
-          <w:szCs w:val="24"/>
-          <w:lang w:val="en-US"/>
-        </w:rPr>
-      </w:pPr>
-    </w:p>
-    <w:p>
-      <w:pPr>
-        <w:pStyle w:val="ListParagraph"/>
-        <w:ind w:left="785"/>
-        <w:rPr>
-          <w:rFonts w:ascii="Times New Roman" w:hAnsi="Times New Roman" w:cs="Times New Roman"/>
-          <w:b/>
-          <w:bCs/>
-          <w:sz w:val="24"/>
-          <w:szCs w:val="24"/>
-          <w:lang w:val="en-US"/>
-        </w:rPr>
-      </w:pPr>
-      <w:r>
-        <w:rPr>
-          <w:rFonts w:ascii="Times New Roman" w:hAnsi="Times New Roman" w:cs="Times New Roman"/>
           <w:b/>
           <w:bCs/>
           <w:noProof/>
@@ -297,13 +533,13 @@
           <w:lang w:val="en-US"/>
         </w:rPr>
         <w:drawing>
-          <wp:anchor distT="0" distB="0" distL="114300" distR="114300" simplePos="0" relativeHeight="251672576" behindDoc="0" locked="0" layoutInCell="1" allowOverlap="1" wp14:anchorId="646C3642" wp14:editId="266A6D6D">
+          <wp:anchor distT="0" distB="0" distL="114300" distR="114300" simplePos="0" relativeHeight="251672576" behindDoc="0" locked="0" layoutInCell="1" allowOverlap="1" wp14:anchorId="646C3642" wp14:editId="0B1E2CE7">
             <wp:simplePos x="0" y="0"/>
             <wp:positionH relativeFrom="margin">
               <wp:posOffset>0</wp:posOffset>
             </wp:positionH>
             <wp:positionV relativeFrom="paragraph">
-              <wp:posOffset>289560</wp:posOffset>
+              <wp:posOffset>772795</wp:posOffset>
             </wp:positionV>
             <wp:extent cx="5731510" cy="6174740"/>
             <wp:effectExtent l="0" t="0" r="0" b="0"/>
@@ -351,6 +587,84 @@
             </wp14:sizeRelV>
           </wp:anchor>
         </w:drawing>
+      </w:r>
+      <w:r>
+        <w:rPr>
+          <w:rFonts w:ascii="Times New Roman" w:hAnsi="Times New Roman" w:cs="Times New Roman"/>
+          <w:sz w:val="24"/>
+          <w:szCs w:val="24"/>
+        </w:rPr>
+        <w:t xml:space="preserve">The use case diagram describes the functional </w:t>
+      </w:r>
+      <w:proofErr w:type="spellStart"/>
+      <w:r>
+        <w:rPr>
+          <w:rFonts w:ascii="Times New Roman" w:hAnsi="Times New Roman" w:cs="Times New Roman"/>
+          <w:sz w:val="24"/>
+          <w:szCs w:val="24"/>
+        </w:rPr>
+        <w:t>behavior</w:t>
+      </w:r>
+      <w:proofErr w:type="spellEnd"/>
+      <w:r>
+        <w:rPr>
+          <w:rFonts w:ascii="Times New Roman" w:hAnsi="Times New Roman" w:cs="Times New Roman"/>
+          <w:sz w:val="24"/>
+          <w:szCs w:val="24"/>
+        </w:rPr>
+        <w:t xml:space="preserve"> of the system from the user’s perspective. It shows interactions between actors such as Student and Faculty with system functionalities. This diagram helps in identifying system requirements and user roles.</w:t>
+      </w:r>
+    </w:p>
+    <w:p>
+      <w:pPr>
+        <w:pStyle w:val="ListParagraph"/>
+        <w:ind w:left="785"/>
+        <w:rPr>
+          <w:rFonts w:ascii="Times New Roman" w:hAnsi="Times New Roman" w:cs="Times New Roman"/>
+          <w:b/>
+          <w:bCs/>
+          <w:sz w:val="24"/>
+          <w:szCs w:val="24"/>
+          <w:lang w:val="en-US"/>
+        </w:rPr>
+      </w:pPr>
+    </w:p>
+    <w:p>
+      <w:pPr>
+        <w:pStyle w:val="ListParagraph"/>
+        <w:ind w:left="785"/>
+        <w:rPr>
+          <w:rFonts w:ascii="Times New Roman" w:hAnsi="Times New Roman" w:cs="Times New Roman"/>
+          <w:b/>
+          <w:bCs/>
+          <w:sz w:val="24"/>
+          <w:szCs w:val="24"/>
+          <w:lang w:val="en-US"/>
+        </w:rPr>
+      </w:pPr>
+    </w:p>
+    <w:p>
+      <w:pPr>
+        <w:jc w:val="center"/>
+        <w:rPr>
+          <w:rFonts w:ascii="Times New Roman" w:hAnsi="Times New Roman" w:cs="Times New Roman"/>
+          <w:b/>
+          <w:bCs/>
+          <w:sz w:val="24"/>
+          <w:szCs w:val="24"/>
+          <w:lang w:val="en-US"/>
+        </w:rPr>
+      </w:pPr>
+      <w:r>
+        <w:rPr>
+          <w:rFonts w:ascii="Times New Roman" w:hAnsi="Times New Roman" w:cs="Times New Roman"/>
+          <w:b/>
+          <w:bCs/>
+          <w:sz w:val="24"/>
+          <w:szCs w:val="24"/>
+          <w:lang w:val="en-US"/>
+        </w:rPr>
+        <w:t>Use case Diagram – Face Recognition based Attendance System</w:t>
       </w:r>
     </w:p>
     <w:p>
@@ -507,15 +821,51 @@
     </w:p>
     <w:p>
       <w:pPr>
-        <w:rPr>
-          <w:rFonts w:ascii="Times New Roman" w:hAnsi="Times New Roman" w:cs="Times New Roman"/>
-          <w:b/>
-          <w:bCs/>
-          <w:sz w:val="24"/>
-          <w:szCs w:val="24"/>
-          <w:lang w:val="en-US"/>
-        </w:rPr>
-      </w:pPr>
+        <w:jc w:val="center"/>
+        <w:rPr>
+          <w:rFonts w:ascii="Times New Roman" w:hAnsi="Times New Roman" w:cs="Times New Roman"/>
+          <w:b/>
+          <w:bCs/>
+          <w:sz w:val="24"/>
+          <w:szCs w:val="24"/>
+          <w:lang w:val="en-US"/>
+        </w:rPr>
+      </w:pPr>
+    </w:p>
+    <w:p>
+      <w:pPr>
+        <w:jc w:val="center"/>
+        <w:rPr>
+          <w:rFonts w:ascii="Times New Roman" w:hAnsi="Times New Roman" w:cs="Times New Roman"/>
+          <w:b/>
+          <w:bCs/>
+          <w:sz w:val="24"/>
+          <w:szCs w:val="24"/>
+          <w:lang w:val="en-US"/>
+        </w:rPr>
+      </w:pPr>
+      <w:r>
+        <w:rPr>
+          <w:rFonts w:ascii="Times New Roman" w:hAnsi="Times New Roman" w:cs="Times New Roman"/>
+          <w:b/>
+          <w:bCs/>
+          <w:sz w:val="24"/>
+          <w:szCs w:val="24"/>
+          <w:lang w:val="en-US"/>
+        </w:rPr>
+        <w:t>Class Diagram – Face Recognition based Attendance System</w:t>
+      </w:r>
+      <w:r>
+        <w:rPr>
+          <w:rFonts w:ascii="Times New Roman" w:hAnsi="Times New Roman" w:cs="Times New Roman"/>
+          <w:b/>
+          <w:bCs/>
+          <w:sz w:val="24"/>
+          <w:szCs w:val="24"/>
+          <w:lang w:val="en-US"/>
+        </w:rPr>
+        <w:t xml:space="preserve"> </w:t>
+      </w:r>
       <w:r>
         <w:rPr>
           <w:rFonts w:ascii="Times New Roman" w:hAnsi="Times New Roman" w:cs="Times New Roman"/>
@@ -590,6 +940,7 @@
     </w:p>
     <w:p>
       <w:pPr>
+        <w:jc w:val="center"/>
         <w:rPr>
           <w:rFonts w:ascii="Times New Roman" w:hAnsi="Times New Roman" w:cs="Times New Roman"/>
           <w:b/>
@@ -604,13 +955,13 @@
           <w:noProof/>
         </w:rPr>
         <w:drawing>
-          <wp:anchor distT="0" distB="0" distL="114300" distR="114300" simplePos="0" relativeHeight="251675648" behindDoc="0" locked="0" layoutInCell="1" allowOverlap="1" wp14:anchorId="12C6CBF3" wp14:editId="2619EB89">
+          <wp:anchor distT="0" distB="0" distL="114300" distR="114300" simplePos="0" relativeHeight="251675648" behindDoc="0" locked="0" layoutInCell="1" allowOverlap="1" wp14:anchorId="12C6CBF3" wp14:editId="180A8A46">
             <wp:simplePos x="0" y="0"/>
             <wp:positionH relativeFrom="column">
-              <wp:posOffset>0</wp:posOffset>
+              <wp:posOffset>-3810</wp:posOffset>
             </wp:positionH>
             <wp:positionV relativeFrom="paragraph">
-              <wp:posOffset>427355</wp:posOffset>
+              <wp:posOffset>8255</wp:posOffset>
             </wp:positionV>
             <wp:extent cx="5731510" cy="4387850"/>
             <wp:effectExtent l="0" t="0" r="2540" b="0"/>
@@ -659,6 +1010,230 @@
             </a:graphic>
           </wp:anchor>
         </w:drawing>
+      </w:r>
+    </w:p>
+    <w:p>
+      <w:pPr>
+        <w:jc w:val="center"/>
+        <w:rPr>
+          <w:rFonts w:ascii="Times New Roman" w:hAnsi="Times New Roman" w:cs="Times New Roman"/>
+          <w:b/>
+          <w:bCs/>
+          <w:sz w:val="24"/>
+          <w:szCs w:val="24"/>
+          <w:lang w:val="en-US"/>
+        </w:rPr>
+      </w:pPr>
+    </w:p>
+    <w:p>
+      <w:pPr>
+        <w:jc w:val="center"/>
+        <w:rPr>
+          <w:rFonts w:ascii="Times New Roman" w:hAnsi="Times New Roman" w:cs="Times New Roman"/>
+          <w:b/>
+          <w:bCs/>
+          <w:sz w:val="24"/>
+          <w:szCs w:val="24"/>
+          <w:lang w:val="en-US"/>
+        </w:rPr>
+      </w:pPr>
+    </w:p>
+    <w:p>
+      <w:pPr>
+        <w:jc w:val="center"/>
+        <w:rPr>
+          <w:rFonts w:ascii="Times New Roman" w:hAnsi="Times New Roman" w:cs="Times New Roman"/>
+          <w:b/>
+          <w:bCs/>
+          <w:sz w:val="24"/>
+          <w:szCs w:val="24"/>
+          <w:lang w:val="en-US"/>
+        </w:rPr>
+      </w:pPr>
+    </w:p>
+    <w:p>
+      <w:pPr>
+        <w:jc w:val="center"/>
+        <w:rPr>
+          <w:rFonts w:ascii="Times New Roman" w:hAnsi="Times New Roman" w:cs="Times New Roman"/>
+          <w:b/>
+          <w:bCs/>
+          <w:sz w:val="24"/>
+          <w:szCs w:val="24"/>
+          <w:lang w:val="en-US"/>
+        </w:rPr>
+      </w:pPr>
+    </w:p>
+    <w:p>
+      <w:pPr>
+        <w:jc w:val="center"/>
+        <w:rPr>
+          <w:rFonts w:ascii="Times New Roman" w:hAnsi="Times New Roman" w:cs="Times New Roman"/>
+          <w:b/>
+          <w:bCs/>
+          <w:sz w:val="24"/>
+          <w:szCs w:val="24"/>
+          <w:lang w:val="en-US"/>
+        </w:rPr>
+      </w:pPr>
+    </w:p>
+    <w:p>
+      <w:pPr>
+        <w:jc w:val="center"/>
+        <w:rPr>
+          <w:rFonts w:ascii="Times New Roman" w:hAnsi="Times New Roman" w:cs="Times New Roman"/>
+          <w:b/>
+          <w:bCs/>
+          <w:sz w:val="24"/>
+          <w:szCs w:val="24"/>
+          <w:lang w:val="en-US"/>
+        </w:rPr>
+      </w:pPr>
+    </w:p>
+    <w:p>
+      <w:pPr>
+        <w:jc w:val="center"/>
+        <w:rPr>
+          <w:rFonts w:ascii="Times New Roman" w:hAnsi="Times New Roman" w:cs="Times New Roman"/>
+          <w:b/>
+          <w:bCs/>
+          <w:sz w:val="24"/>
+          <w:szCs w:val="24"/>
+          <w:lang w:val="en-US"/>
+        </w:rPr>
+      </w:pPr>
+    </w:p>
+    <w:p>
+      <w:pPr>
+        <w:jc w:val="center"/>
+        <w:rPr>
+          <w:rFonts w:ascii="Times New Roman" w:hAnsi="Times New Roman" w:cs="Times New Roman"/>
+          <w:b/>
+          <w:bCs/>
+          <w:sz w:val="24"/>
+          <w:szCs w:val="24"/>
+          <w:lang w:val="en-US"/>
+        </w:rPr>
+      </w:pPr>
+    </w:p>
+    <w:p>
+      <w:pPr>
+        <w:jc w:val="center"/>
+        <w:rPr>
+          <w:rFonts w:ascii="Times New Roman" w:hAnsi="Times New Roman" w:cs="Times New Roman"/>
+          <w:b/>
+          <w:bCs/>
+          <w:sz w:val="24"/>
+          <w:szCs w:val="24"/>
+          <w:lang w:val="en-US"/>
+        </w:rPr>
+      </w:pPr>
+    </w:p>
+    <w:p>
+      <w:pPr>
+        <w:jc w:val="center"/>
+        <w:rPr>
+          <w:rFonts w:ascii="Times New Roman" w:hAnsi="Times New Roman" w:cs="Times New Roman"/>
+          <w:b/>
+          <w:bCs/>
+          <w:sz w:val="24"/>
+          <w:szCs w:val="24"/>
+          <w:lang w:val="en-US"/>
+        </w:rPr>
+      </w:pPr>
+    </w:p>
+    <w:p>
+      <w:pPr>
+        <w:jc w:val="center"/>
+        <w:rPr>
+          <w:rFonts w:ascii="Times New Roman" w:hAnsi="Times New Roman" w:cs="Times New Roman"/>
+          <w:b/>
+          <w:bCs/>
+          <w:sz w:val="24"/>
+          <w:szCs w:val="24"/>
+          <w:lang w:val="en-US"/>
+        </w:rPr>
+      </w:pPr>
+    </w:p>
+    <w:p>
+      <w:pPr>
+        <w:jc w:val="center"/>
+        <w:rPr>
+          <w:rFonts w:ascii="Times New Roman" w:hAnsi="Times New Roman" w:cs="Times New Roman"/>
+          <w:b/>
+          <w:bCs/>
+          <w:sz w:val="24"/>
+          <w:szCs w:val="24"/>
+          <w:lang w:val="en-US"/>
+        </w:rPr>
+      </w:pPr>
+    </w:p>
+    <w:p>
+      <w:pPr>
+        <w:jc w:val="center"/>
+        <w:rPr>
+          <w:rFonts w:ascii="Times New Roman" w:hAnsi="Times New Roman" w:cs="Times New Roman"/>
+          <w:b/>
+          <w:bCs/>
+          <w:sz w:val="24"/>
+          <w:szCs w:val="24"/>
+          <w:lang w:val="en-US"/>
+        </w:rPr>
+      </w:pPr>
+    </w:p>
+    <w:p>
+      <w:pPr>
+        <w:jc w:val="center"/>
+        <w:rPr>
+          <w:rFonts w:ascii="Times New Roman" w:hAnsi="Times New Roman" w:cs="Times New Roman"/>
+          <w:b/>
+          <w:bCs/>
+          <w:sz w:val="24"/>
+          <w:szCs w:val="24"/>
+          <w:lang w:val="en-US"/>
+        </w:rPr>
+      </w:pPr>
+    </w:p>
+    <w:p>
+      <w:pPr>
+        <w:rPr>
+          <w:rFonts w:ascii="Times New Roman" w:hAnsi="Times New Roman" w:cs="Times New Roman"/>
+          <w:b/>
+          <w:bCs/>
+          <w:sz w:val="24"/>
+          <w:szCs w:val="24"/>
+          <w:lang w:val="en-US"/>
+        </w:rPr>
+      </w:pPr>
+    </w:p>
+    <w:p>
+      <w:pPr>
+        <w:jc w:val="center"/>
+        <w:rPr>
+          <w:rFonts w:ascii="Times New Roman" w:hAnsi="Times New Roman" w:cs="Times New Roman"/>
+          <w:b/>
+          <w:bCs/>
+          <w:sz w:val="24"/>
+          <w:szCs w:val="24"/>
+          <w:lang w:val="en-US"/>
+        </w:rPr>
+      </w:pPr>
+      <w:r>
+        <w:rPr>
+          <w:rFonts w:ascii="Times New Roman" w:hAnsi="Times New Roman" w:cs="Times New Roman"/>
+          <w:b/>
+          <w:bCs/>
+          <w:sz w:val="24"/>
+          <w:szCs w:val="24"/>
+          <w:lang w:val="en-US"/>
+        </w:rPr>
+        <w:t>Sequence Diagram – Face Recognition based Attendance System</w:t>
+      </w:r>
+      <w:r>
+        <w:rPr>
+          <w:noProof/>
+        </w:rPr>
+        <w:t xml:space="preserve"> </w:t>
       </w:r>
       <w:r>
         <w:rPr>
@@ -818,10 +1393,22 @@
     </w:p>
     <w:p>
       <w:pPr>
+        <w:jc w:val="center"/>
         <w:rPr>
           <w:noProof/>
         </w:rPr>
       </w:pPr>
+      <w:r>
+        <w:rPr>
+          <w:rFonts w:ascii="Times New Roman" w:hAnsi="Times New Roman" w:cs="Times New Roman"/>
+          <w:b/>
+          <w:bCs/>
+          <w:sz w:val="24"/>
+          <w:szCs w:val="24"/>
+          <w:lang w:val="en-US"/>
+        </w:rPr>
+        <w:t>Activity Diagram – Face Recognition based Attendance System</w:t>
+      </w:r>
     </w:p>
     <w:p>
       <w:pPr>
@@ -1152,7 +1739,7 @@
           <w:szCs w:val="24"/>
           <w:lang w:val="en-US"/>
         </w:rPr>
-        <w:t>DFD Level 0</w:t>
+        <w:t>DFD Diagram (Level 0) – Face Recognition based Attendance System</w:t>
       </w:r>
     </w:p>
     <w:p>
@@ -1673,7 +2260,7 @@
           <w:szCs w:val="24"/>
           <w:lang w:val="en-US"/>
         </w:rPr>
-        <w:t>DFD Level 1</w:t>
+        <w:t>DFD Diagram (Level 1) – Face Recognition based Attendance System</w:t>
       </w:r>
     </w:p>
     <w:p>
@@ -2124,7 +2711,7 @@
           <w:szCs w:val="24"/>
           <w:lang w:val="en-US"/>
         </w:rPr>
-        <w:t>DFD Level 2</w:t>
+        <w:t>DFD Diagram (Level 2) – Face Recognition based Attendance System</w:t>
       </w:r>
     </w:p>
     <w:sectPr>

--- a/SRS diagrams veera.docx
+++ b/SRS diagrams veera.docx
@@ -4,6 +4,7 @@
   <w:body>
     <w:p>
       <w:pPr>
+        <w:jc w:val="center"/>
         <w:rPr>
           <w:rFonts w:ascii="Times New Roman" w:hAnsi="Times New Roman" w:cs="Times New Roman"/>
           <w:b/>
@@ -91,7 +92,7 @@
           <w:lang w:val="en-US"/>
         </w:rPr>
         <w:drawing>
-          <wp:anchor distT="0" distB="0" distL="114300" distR="114300" simplePos="0" relativeHeight="251670528" behindDoc="0" locked="0" layoutInCell="1" allowOverlap="1" wp14:anchorId="000F4F1C" wp14:editId="26A77426">
+          <wp:anchor distT="0" distB="0" distL="114300" distR="114300" simplePos="0" relativeHeight="251670528" behindDoc="0" locked="0" layoutInCell="1" allowOverlap="1" wp14:anchorId="000F4F1C" wp14:editId="269E2F0D">
             <wp:simplePos x="0" y="0"/>
             <wp:positionH relativeFrom="margin">
               <wp:posOffset>-104775</wp:posOffset>
@@ -731,24 +732,44 @@
       </w:pPr>
       <w:r>
         <w:rPr>
+          <w:rFonts w:ascii="Times New Roman" w:hAnsi="Times New Roman" w:cs="Times New Roman"/>
+          <w:sz w:val="24"/>
+          <w:szCs w:val="24"/>
+        </w:rPr>
+        <w:t>The class diagram provides a structural view of the system by illustrating classes, their attributes, methods, and relationships. It represents core components such as Student, Faculty, BLE Module, Face Recognition, and Attendance. This diagram helps in understanding the object-oriented design of the system.</w:t>
+      </w:r>
+    </w:p>
+    <w:p>
+      <w:pPr>
+        <w:rPr>
+          <w:rFonts w:ascii="Times New Roman" w:hAnsi="Times New Roman" w:cs="Times New Roman"/>
+          <w:b/>
+          <w:bCs/>
+          <w:sz w:val="24"/>
+          <w:szCs w:val="24"/>
+          <w:lang w:val="en-US"/>
+        </w:rPr>
+      </w:pPr>
+      <w:r>
+        <w:rPr>
           <w:noProof/>
         </w:rPr>
         <w:drawing>
-          <wp:anchor distT="0" distB="0" distL="114300" distR="114300" simplePos="0" relativeHeight="251668480" behindDoc="0" locked="0" layoutInCell="1" allowOverlap="1" wp14:anchorId="394B9066" wp14:editId="6DD28B31">
+          <wp:anchor distT="0" distB="0" distL="114300" distR="114300" simplePos="0" relativeHeight="251668480" behindDoc="0" locked="0" layoutInCell="1" allowOverlap="1" wp14:anchorId="394B9066" wp14:editId="075DF6C4">
             <wp:simplePos x="0" y="0"/>
             <wp:positionH relativeFrom="column">
               <wp:posOffset>0</wp:posOffset>
             </wp:positionH>
             <wp:positionV relativeFrom="paragraph">
-              <wp:posOffset>1080770</wp:posOffset>
+              <wp:posOffset>400685</wp:posOffset>
             </wp:positionV>
-            <wp:extent cx="5731510" cy="6172200"/>
-            <wp:effectExtent l="0" t="0" r="2540" b="0"/>
+            <wp:extent cx="5731510" cy="5994400"/>
+            <wp:effectExtent l="0" t="0" r="2540" b="6350"/>
             <wp:wrapThrough wrapText="bothSides">
               <wp:wrapPolygon edited="0">
                 <wp:start x="0" y="0"/>
-                <wp:lineTo x="0" y="21533"/>
-                <wp:lineTo x="21538" y="21533"/>
+                <wp:lineTo x="0" y="21554"/>
+                <wp:lineTo x="21538" y="21554"/>
                 <wp:lineTo x="21538" y="0"/>
                 <wp:lineTo x="0" y="0"/>
               </wp:wrapPolygon>
@@ -766,7 +787,7 @@
                       <a:picLocks noChangeAspect="1" noChangeArrowheads="1"/>
                     </pic:cNvPicPr>
                   </pic:nvPicPr>
-                  <pic:blipFill>
+                  <pic:blipFill rotWithShape="1">
                     <a:blip r:embed="rId9">
                       <a:extLst>
                         <a:ext uri="{28A0092B-C50C-407E-A947-70E740481C1C}">
@@ -774,7 +795,7 @@
                         </a:ext>
                       </a:extLst>
                     </a:blip>
-                    <a:srcRect/>
+                    <a:srcRect t="2881"/>
                     <a:stretch>
                       <a:fillRect/>
                     </a:stretch>
@@ -782,7 +803,7 @@
                   <pic:spPr bwMode="auto">
                     <a:xfrm>
                       <a:off x="0" y="0"/>
-                      <a:ext cx="5731510" cy="6172200"/>
+                      <a:ext cx="5731510" cy="5994400"/>
                     </a:xfrm>
                     <a:prstGeom prst="rect">
                       <a:avLst/>
@@ -791,80 +812,57 @@
                     <a:ln>
                       <a:noFill/>
                     </a:ln>
+                    <a:extLst>
+                      <a:ext uri="{53640926-AAD7-44D8-BBD7-CCE9431645EC}">
+                        <a14:shadowObscured xmlns:a14="http://schemas.microsoft.com/office/drawing/2010/main"/>
+                      </a:ext>
+                    </a:extLst>
                   </pic:spPr>
                 </pic:pic>
               </a:graphicData>
             </a:graphic>
+            <wp14:sizeRelV relativeFrom="margin">
+              <wp14:pctHeight>0</wp14:pctHeight>
+            </wp14:sizeRelV>
           </wp:anchor>
         </w:drawing>
       </w:r>
+    </w:p>
+    <w:p>
+      <w:pPr>
+        <w:jc w:val="center"/>
+        <w:rPr>
+          <w:rFonts w:ascii="Times New Roman" w:hAnsi="Times New Roman" w:cs="Times New Roman"/>
+          <w:b/>
+          <w:bCs/>
+          <w:sz w:val="24"/>
+          <w:szCs w:val="24"/>
+          <w:lang w:val="en-US"/>
+        </w:rPr>
+      </w:pPr>
+    </w:p>
+    <w:p>
+      <w:pPr>
+        <w:jc w:val="center"/>
+        <w:rPr>
+          <w:rFonts w:ascii="Times New Roman" w:hAnsi="Times New Roman" w:cs="Times New Roman"/>
+          <w:b/>
+          <w:bCs/>
+          <w:sz w:val="24"/>
+          <w:szCs w:val="24"/>
+          <w:lang w:val="en-US"/>
+        </w:rPr>
+      </w:pPr>
       <w:r>
         <w:rPr>
           <w:rFonts w:ascii="Times New Roman" w:hAnsi="Times New Roman" w:cs="Times New Roman"/>
-          <w:sz w:val="24"/>
-          <w:szCs w:val="24"/>
-        </w:rPr>
-        <w:t>The class diagram provides a structural view of the system by illustrating classes, their attributes, methods, and relationships. It represents core components such as Student, Faculty, BLE Module, Face Recognition, and Attendance. This diagram helps in understanding the object-oriented design of the system.</w:t>
-      </w:r>
-    </w:p>
-    <w:p>
-      <w:pPr>
-        <w:rPr>
-          <w:rFonts w:ascii="Times New Roman" w:hAnsi="Times New Roman" w:cs="Times New Roman"/>
-          <w:b/>
-          <w:bCs/>
-          <w:sz w:val="24"/>
-          <w:szCs w:val="24"/>
-          <w:lang w:val="en-US"/>
-        </w:rPr>
-      </w:pPr>
-    </w:p>
-    <w:p>
-      <w:pPr>
-        <w:jc w:val="center"/>
-        <w:rPr>
-          <w:rFonts w:ascii="Times New Roman" w:hAnsi="Times New Roman" w:cs="Times New Roman"/>
-          <w:b/>
-          <w:bCs/>
-          <w:sz w:val="24"/>
-          <w:szCs w:val="24"/>
-          <w:lang w:val="en-US"/>
-        </w:rPr>
-      </w:pPr>
-    </w:p>
-    <w:p>
-      <w:pPr>
-        <w:jc w:val="center"/>
-        <w:rPr>
-          <w:rFonts w:ascii="Times New Roman" w:hAnsi="Times New Roman" w:cs="Times New Roman"/>
-          <w:b/>
-          <w:bCs/>
-          <w:sz w:val="24"/>
-          <w:szCs w:val="24"/>
-          <w:lang w:val="en-US"/>
-        </w:rPr>
-      </w:pPr>
-      <w:r>
-        <w:rPr>
-          <w:rFonts w:ascii="Times New Roman" w:hAnsi="Times New Roman" w:cs="Times New Roman"/>
-          <w:b/>
-          <w:bCs/>
-          <w:sz w:val="24"/>
-          <w:szCs w:val="24"/>
-          <w:lang w:val="en-US"/>
-        </w:rPr>
-        <w:t>Class Diagram – Face Recognition based Attendance System</w:t>
-      </w:r>
-      <w:r>
-        <w:rPr>
-          <w:rFonts w:ascii="Times New Roman" w:hAnsi="Times New Roman" w:cs="Times New Roman"/>
-          <w:b/>
-          <w:bCs/>
-          <w:sz w:val="24"/>
-          <w:szCs w:val="24"/>
-          <w:lang w:val="en-US"/>
-        </w:rPr>
-        <w:t xml:space="preserve"> </w:t>
+          <w:b/>
+          <w:bCs/>
+          <w:sz w:val="24"/>
+          <w:szCs w:val="24"/>
+          <w:lang w:val="en-US"/>
+        </w:rPr>
+        <w:t xml:space="preserve">Class Diagram – Face Recognition based Attendance System </w:t>
       </w:r>
       <w:r>
         <w:rPr>
@@ -955,16 +953,16 @@
           <w:noProof/>
         </w:rPr>
         <w:drawing>
-          <wp:anchor distT="0" distB="0" distL="114300" distR="114300" simplePos="0" relativeHeight="251675648" behindDoc="0" locked="0" layoutInCell="1" allowOverlap="1" wp14:anchorId="12C6CBF3" wp14:editId="180A8A46">
+          <wp:anchor distT="0" distB="0" distL="114300" distR="114300" simplePos="0" relativeHeight="251675648" behindDoc="0" locked="0" layoutInCell="1" allowOverlap="1" wp14:anchorId="12C6CBF3" wp14:editId="394D9955">
             <wp:simplePos x="0" y="0"/>
             <wp:positionH relativeFrom="column">
-              <wp:posOffset>-3810</wp:posOffset>
+              <wp:posOffset>0</wp:posOffset>
             </wp:positionH>
             <wp:positionV relativeFrom="paragraph">
-              <wp:posOffset>8255</wp:posOffset>
+              <wp:posOffset>245321</wp:posOffset>
             </wp:positionV>
-            <wp:extent cx="5731510" cy="4387850"/>
-            <wp:effectExtent l="0" t="0" r="2540" b="0"/>
+            <wp:extent cx="5731510" cy="4150783"/>
+            <wp:effectExtent l="0" t="0" r="2540" b="2540"/>
             <wp:wrapNone/>
             <wp:docPr id="793525992" name="Picture 5"/>
             <wp:cNvGraphicFramePr>
@@ -979,7 +977,7 @@
                       <a:picLocks noChangeAspect="1" noChangeArrowheads="1"/>
                     </pic:cNvPicPr>
                   </pic:nvPicPr>
-                  <pic:blipFill>
+                  <pic:blipFill rotWithShape="1">
                     <a:blip r:embed="rId10">
                       <a:extLst>
                         <a:ext uri="{28A0092B-C50C-407E-A947-70E740481C1C}">
@@ -987,7 +985,7 @@
                         </a:ext>
                       </a:extLst>
                     </a:blip>
-                    <a:srcRect/>
+                    <a:srcRect t="5403"/>
                     <a:stretch>
                       <a:fillRect/>
                     </a:stretch>
@@ -995,7 +993,7 @@
                   <pic:spPr bwMode="auto">
                     <a:xfrm>
                       <a:off x="0" y="0"/>
-                      <a:ext cx="5731510" cy="4387850"/>
+                      <a:ext cx="5731510" cy="4150783"/>
                     </a:xfrm>
                     <a:prstGeom prst="rect">
                       <a:avLst/>
@@ -1004,10 +1002,18 @@
                     <a:ln>
                       <a:noFill/>
                     </a:ln>
+                    <a:extLst>
+                      <a:ext uri="{53640926-AAD7-44D8-BBD7-CCE9431645EC}">
+                        <a14:shadowObscured xmlns:a14="http://schemas.microsoft.com/office/drawing/2010/main"/>
+                      </a:ext>
+                    </a:extLst>
                   </pic:spPr>
                 </pic:pic>
               </a:graphicData>
             </a:graphic>
+            <wp14:sizeRelV relativeFrom="margin">
+              <wp14:pctHeight>0</wp14:pctHeight>
+            </wp14:sizeRelV>
           </wp:anchor>
         </w:drawing>
       </w:r>
@@ -2715,6 +2721,8 @@
       </w:r>
     </w:p>
     <w:sectPr>
+      <w:headerReference w:type="default" r:id="rId15"/>
+      <w:footerReference w:type="default" r:id="rId16"/>
       <w:pgSz w:w="11906" w:h="16838"/>
       <w:pgMar w:top="1440" w:right="1440" w:bottom="1440" w:left="1440" w:header="708" w:footer="708" w:gutter="0"/>
       <w:cols w:space="708"/>
@@ -2749,6 +2757,87 @@
 </w:endnotes>
 </file>
 
+<file path=word/footer1.xml><?xml version="1.0" encoding="utf-8"?>
+<w:ftr xmlns:wpc="http://schemas.microsoft.com/office/word/2010/wordprocessingCanvas" xmlns:cx="http://schemas.microsoft.com/office/drawing/2014/chartex" xmlns:cx1="http://schemas.microsoft.com/office/drawing/2015/9/8/chartex" xmlns:cx2="http://schemas.microsoft.com/office/drawing/2015/10/21/chartex" xmlns:cx3="http://schemas.microsoft.com/office/drawing/2016/5/9/chartex" xmlns:cx4="http://schemas.microsoft.com/office/drawing/2016/5/10/chartex" xmlns:cx5="http://schemas.microsoft.com/office/drawing/2016/5/11/chartex" xmlns:cx6="http://schemas.microsoft.com/office/drawing/2016/5/12/chartex" xmlns:cx7="http://schemas.microsoft.com/office/drawing/2016/5/13/chartex" xmlns:cx8="http://schemas.microsoft.com/office/drawing/2016/5/14/chartex" xmlns:mc="http://schemas.openxmlformats.org/markup-compatibility/2006" xmlns:aink="http://schemas.microsoft.com/office/drawing/2016/ink" xmlns:am3d="http://schemas.microsoft.com/office/drawing/2017/model3d" xmlns:o="urn:schemas-microsoft-com:office:office" xmlns:oel="http://schemas.microsoft.com/office/2019/extlst" xmlns:r="http://schemas.openxmlformats.org/officeDocument/2006/relationships" xmlns:m="http://schemas.openxmlformats.org/officeDocument/2006/math" xmlns:v="urn:schemas-microsoft-com:vml" xmlns:wp14="http://schemas.microsoft.com/office/word/2010/wordprocessingDrawing" xmlns:wp="http://schemas.openxmlformats.org/drawingml/2006/wordprocessingDrawing" xmlns:w10="urn:schemas-microsoft-com:office:word" xmlns:w="http://schemas.openxmlformats.org/wordprocessingml/2006/main" xmlns:w14="http://schemas.microsoft.com/office/word/2010/wordml" xmlns:w15="http://schemas.microsoft.com/office/word/2012/wordml" xmlns:w16cex="http://schemas.microsoft.com/office/word/2018/wordml/cex" xmlns:w16cid="http://schemas.microsoft.com/office/word/2016/wordml/cid" xmlns:w16="http://schemas.microsoft.com/office/word/2018/wordml" xmlns:w16du="http://schemas.microsoft.com/office/word/2023/wordml/word16du" xmlns:w16sdtdh="http://schemas.microsoft.com/office/word/2020/wordml/sdtdatahash" xmlns:w16sdtfl="http://schemas.microsoft.com/office/word/2024/wordml/sdtformatlock" xmlns:w16se="http://schemas.microsoft.com/office/word/2015/wordml/symex" xmlns:wpg="http://schemas.microsoft.com/office/word/2010/wordprocessingGroup" xmlns:wpi="http://schemas.microsoft.com/office/word/2010/wordprocessingInk" xmlns:wne="http://schemas.microsoft.com/office/word/2006/wordml" xmlns:wps="http://schemas.microsoft.com/office/word/2010/wordprocessingShape" mc:Ignorable="w14 w15 w16se w16cid w16 w16cex w16sdtdh w16sdtfl w16du wp14">
+  <w:p>
+    <w:pPr>
+      <w:pStyle w:val="Footer"/>
+      <w:rPr>
+        <w:rFonts w:ascii="Times New Roman" w:hAnsi="Times New Roman" w:cs="Times New Roman"/>
+        <w:sz w:val="24"/>
+        <w:szCs w:val="24"/>
+      </w:rPr>
+    </w:pPr>
+    <w:r>
+      <w:rPr>
+        <w:rFonts w:ascii="Times New Roman" w:hAnsi="Times New Roman" w:cs="Times New Roman"/>
+        <w:sz w:val="24"/>
+        <w:szCs w:val="24"/>
+      </w:rPr>
+      <w:t>Face Recognition Based Attendance System</w:t>
+    </w:r>
+    <w:r>
+      <w:rPr>
+        <w:rFonts w:ascii="Times New Roman" w:hAnsi="Times New Roman" w:cs="Times New Roman"/>
+        <w:sz w:val="24"/>
+        <w:szCs w:val="24"/>
+      </w:rPr>
+      <w:ptab w:relativeTo="margin" w:alignment="center" w:leader="none"/>
+    </w:r>
+    <w:r>
+      <w:rPr>
+        <w:rFonts w:ascii="Times New Roman" w:hAnsi="Times New Roman" w:cs="Times New Roman"/>
+        <w:sz w:val="24"/>
+        <w:szCs w:val="24"/>
+      </w:rPr>
+      <w:ptab w:relativeTo="margin" w:alignment="right" w:leader="none"/>
+    </w:r>
+    <w:r>
+      <w:rPr>
+        <w:rFonts w:ascii="Times New Roman" w:hAnsi="Times New Roman" w:cs="Times New Roman"/>
+        <w:sz w:val="24"/>
+        <w:szCs w:val="24"/>
+      </w:rPr>
+      <w:fldChar w:fldCharType="begin"/>
+    </w:r>
+    <w:r>
+      <w:rPr>
+        <w:rFonts w:ascii="Times New Roman" w:hAnsi="Times New Roman" w:cs="Times New Roman"/>
+        <w:sz w:val="24"/>
+        <w:szCs w:val="24"/>
+      </w:rPr>
+      <w:instrText xml:space="preserve"> PAGE   \* MERGEFORMAT </w:instrText>
+    </w:r>
+    <w:r>
+      <w:rPr>
+        <w:rFonts w:ascii="Times New Roman" w:hAnsi="Times New Roman" w:cs="Times New Roman"/>
+        <w:sz w:val="24"/>
+        <w:szCs w:val="24"/>
+      </w:rPr>
+      <w:fldChar w:fldCharType="separate"/>
+    </w:r>
+    <w:r>
+      <w:rPr>
+        <w:rFonts w:ascii="Times New Roman" w:hAnsi="Times New Roman" w:cs="Times New Roman"/>
+        <w:noProof/>
+        <w:sz w:val="24"/>
+        <w:szCs w:val="24"/>
+      </w:rPr>
+      <w:t>1</w:t>
+    </w:r>
+    <w:r>
+      <w:rPr>
+        <w:rFonts w:ascii="Times New Roman" w:hAnsi="Times New Roman" w:cs="Times New Roman"/>
+        <w:noProof/>
+        <w:sz w:val="24"/>
+        <w:szCs w:val="24"/>
+      </w:rPr>
+      <w:fldChar w:fldCharType="end"/>
+    </w:r>
+  </w:p>
+</w:ftr>
+</file>
+
 <file path=word/footnotes.xml><?xml version="1.0" encoding="utf-8"?>
 <w:footnotes xmlns:wpc="http://schemas.microsoft.com/office/word/2010/wordprocessingCanvas" xmlns:cx="http://schemas.microsoft.com/office/drawing/2014/chartex" xmlns:cx1="http://schemas.microsoft.com/office/drawing/2015/9/8/chartex" xmlns:cx2="http://schemas.microsoft.com/office/drawing/2015/10/21/chartex" xmlns:cx3="http://schemas.microsoft.com/office/drawing/2016/5/9/chartex" xmlns:cx4="http://schemas.microsoft.com/office/drawing/2016/5/10/chartex" xmlns:cx5="http://schemas.microsoft.com/office/drawing/2016/5/11/chartex" xmlns:cx6="http://schemas.microsoft.com/office/drawing/2016/5/12/chartex" xmlns:cx7="http://schemas.microsoft.com/office/drawing/2016/5/13/chartex" xmlns:cx8="http://schemas.microsoft.com/office/drawing/2016/5/14/chartex" xmlns:mc="http://schemas.openxmlformats.org/markup-compatibility/2006" xmlns:aink="http://schemas.microsoft.com/office/drawing/2016/ink" xmlns:am3d="http://schemas.microsoft.com/office/drawing/2017/model3d" xmlns:o="urn:schemas-microsoft-com:office:office" xmlns:oel="http://schemas.microsoft.com/office/2019/extlst" xmlns:r="http://schemas.openxmlformats.org/officeDocument/2006/relationships" xmlns:m="http://schemas.openxmlformats.org/officeDocument/2006/math" xmlns:v="urn:schemas-microsoft-com:vml" xmlns:wp14="http://schemas.microsoft.com/office/word/2010/wordprocessingDrawing" xmlns:wp="http://schemas.openxmlformats.org/drawingml/2006/wordprocessingDrawing" xmlns:w10="urn:schemas-microsoft-com:office:word" xmlns:w="http://schemas.openxmlformats.org/wordprocessingml/2006/main" xmlns:w14="http://schemas.microsoft.com/office/word/2010/wordml" xmlns:w15="http://schemas.microsoft.com/office/word/2012/wordml" xmlns:w16cex="http://schemas.microsoft.com/office/word/2018/wordml/cex" xmlns:w16cid="http://schemas.microsoft.com/office/word/2016/wordml/cid" xmlns:w16="http://schemas.microsoft.com/office/word/2018/wordml" xmlns:w16du="http://schemas.microsoft.com/office/word/2023/wordml/word16du" xmlns:w16sdtdh="http://schemas.microsoft.com/office/word/2020/wordml/sdtdatahash" xmlns:w16sdtfl="http://schemas.microsoft.com/office/word/2024/wordml/sdtformatlock" xmlns:w16se="http://schemas.microsoft.com/office/word/2015/wordml/symex" xmlns:wpg="http://schemas.microsoft.com/office/word/2010/wordprocessingGroup" xmlns:wpi="http://schemas.microsoft.com/office/word/2010/wordprocessingInk" xmlns:wne="http://schemas.microsoft.com/office/word/2006/wordml" xmlns:wps="http://schemas.microsoft.com/office/word/2010/wordprocessingShape" mc:Ignorable="w14 w15 w16se w16cid w16 w16cex w16sdtdh w16sdtfl w16du wp14">
   <w:footnote w:type="separator" w:id="-1">
@@ -2772,6 +2861,53 @@
     </w:p>
   </w:footnote>
 </w:footnotes>
+</file>
+
+<file path=word/header1.xml><?xml version="1.0" encoding="utf-8"?>
+<w:hdr xmlns:wpc="http://schemas.microsoft.com/office/word/2010/wordprocessingCanvas" xmlns:cx="http://schemas.microsoft.com/office/drawing/2014/chartex" xmlns:cx1="http://schemas.microsoft.com/office/drawing/2015/9/8/chartex" xmlns:cx2="http://schemas.microsoft.com/office/drawing/2015/10/21/chartex" xmlns:cx3="http://schemas.microsoft.com/office/drawing/2016/5/9/chartex" xmlns:cx4="http://schemas.microsoft.com/office/drawing/2016/5/10/chartex" xmlns:cx5="http://schemas.microsoft.com/office/drawing/2016/5/11/chartex" xmlns:cx6="http://schemas.microsoft.com/office/drawing/2016/5/12/chartex" xmlns:cx7="http://schemas.microsoft.com/office/drawing/2016/5/13/chartex" xmlns:cx8="http://schemas.microsoft.com/office/drawing/2016/5/14/chartex" xmlns:mc="http://schemas.openxmlformats.org/markup-compatibility/2006" xmlns:aink="http://schemas.microsoft.com/office/drawing/2016/ink" xmlns:am3d="http://schemas.microsoft.com/office/drawing/2017/model3d" xmlns:o="urn:schemas-microsoft-com:office:office" xmlns:oel="http://schemas.microsoft.com/office/2019/extlst" xmlns:r="http://schemas.openxmlformats.org/officeDocument/2006/relationships" xmlns:m="http://schemas.openxmlformats.org/officeDocument/2006/math" xmlns:v="urn:schemas-microsoft-com:vml" xmlns:wp14="http://schemas.microsoft.com/office/word/2010/wordprocessingDrawing" xmlns:wp="http://schemas.openxmlformats.org/drawingml/2006/wordprocessingDrawing" xmlns:w10="urn:schemas-microsoft-com:office:word" xmlns:w="http://schemas.openxmlformats.org/wordprocessingml/2006/main" xmlns:w14="http://schemas.microsoft.com/office/word/2010/wordml" xmlns:w15="http://schemas.microsoft.com/office/word/2012/wordml" xmlns:w16cex="http://schemas.microsoft.com/office/word/2018/wordml/cex" xmlns:w16cid="http://schemas.microsoft.com/office/word/2016/wordml/cid" xmlns:w16="http://schemas.microsoft.com/office/word/2018/wordml" xmlns:w16du="http://schemas.microsoft.com/office/word/2023/wordml/word16du" xmlns:w16sdtdh="http://schemas.microsoft.com/office/word/2020/wordml/sdtdatahash" xmlns:w16sdtfl="http://schemas.microsoft.com/office/word/2024/wordml/sdtformatlock" xmlns:w16se="http://schemas.microsoft.com/office/word/2015/wordml/symex" xmlns:wpg="http://schemas.microsoft.com/office/word/2010/wordprocessingGroup" xmlns:wpi="http://schemas.microsoft.com/office/word/2010/wordprocessingInk" xmlns:wne="http://schemas.microsoft.com/office/word/2006/wordml" xmlns:wps="http://schemas.microsoft.com/office/word/2010/wordprocessingShape" mc:Ignorable="w14 w15 w16se w16cid w16 w16cex w16sdtdh w16sdtfl w16du wp14">
+  <w:p>
+    <w:pPr>
+      <w:pStyle w:val="Header"/>
+      <w:rPr>
+        <w:rFonts w:ascii="Times New Roman" w:hAnsi="Times New Roman" w:cs="Times New Roman"/>
+        <w:sz w:val="24"/>
+        <w:szCs w:val="24"/>
+      </w:rPr>
+    </w:pPr>
+    <w:r>
+      <w:rPr>
+        <w:rFonts w:ascii="Times New Roman" w:hAnsi="Times New Roman" w:cs="Times New Roman"/>
+        <w:sz w:val="24"/>
+        <w:szCs w:val="24"/>
+      </w:rPr>
+      <w:t>3IT31</w:t>
+    </w:r>
+    <w:r>
+      <w:rPr>
+        <w:rFonts w:ascii="Times New Roman" w:hAnsi="Times New Roman" w:cs="Times New Roman"/>
+        <w:sz w:val="24"/>
+        <w:szCs w:val="24"/>
+      </w:rPr>
+      <w:ptab w:relativeTo="margin" w:alignment="center" w:leader="none"/>
+    </w:r>
+    <w:r>
+      <w:rPr>
+        <w:rFonts w:ascii="Times New Roman" w:hAnsi="Times New Roman" w:cs="Times New Roman"/>
+        <w:sz w:val="24"/>
+        <w:szCs w:val="24"/>
+      </w:rPr>
+      <w:ptab w:relativeTo="margin" w:alignment="right" w:leader="none"/>
+    </w:r>
+    <w:r>
+      <w:rPr>
+        <w:rFonts w:ascii="Times New Roman" w:hAnsi="Times New Roman" w:cs="Times New Roman"/>
+        <w:sz w:val="24"/>
+        <w:szCs w:val="24"/>
+      </w:rPr>
+      <w:t>Mini Project</w:t>
+    </w:r>
+  </w:p>
+</w:hdr>
 </file>
 
 <file path=word/numbering.xml><?xml version="1.0" encoding="utf-8"?>
